--- a/pr-preview/pr-348/estimation-handout.docx
+++ b/pr-preview/pr-348/estimation-handout.docx
@@ -15,7 +15,7 @@
         <w:pStyle w:val="Date"/>
       </w:pPr>
       <w:r>
-        <w:t xml:space="preserve">Last modified: 2026-10-18 22:03:59 (PDT)</w:t>
+        <w:t xml:space="preserve">Last modified: 2026-10-19 00:34:54 (PDT)</w:t>
       </w:r>
     </w:p>
     <w:bookmarkStart w:id="14" w:name="scientific-models"/>

--- a/pr-preview/pr-348/estimation-handout.docx
+++ b/pr-preview/pr-348/estimation-handout.docx
@@ -15,7 +15,7 @@
         <w:pStyle w:val="Date"/>
       </w:pPr>
       <w:r>
-        <w:t xml:space="preserve">Last modified: 2026-10-19 00:34:54 (PDT)</w:t>
+        <w:t xml:space="preserve">Last modified: 2026-10-19 01:01:02 (PDT)</w:t>
       </w:r>
     </w:p>
     <w:bookmarkStart w:id="14" w:name="scientific-models"/>
@@ -424,7 +424,7 @@
     </w:p>
     <w:bookmarkEnd w:id="13"/>
     <w:bookmarkEnd w:id="14"/>
-    <w:bookmarkStart w:id="37" w:name="estimands-estimates-and-estimators"/>
+    <w:bookmarkStart w:id="38" w:name="estimands-estimates-and-estimators"/>
     <w:p>
       <w:pPr>
         <w:pStyle w:val="Heading2"/>
@@ -500,12 +500,6 @@
       </w:r>
       <w:r>
         <w:t xml:space="preserve">[4], [5]</w:t>
-      </w:r>
-      <w:r>
-        <w:t xml:space="preserve"> </w:t>
-      </w:r>
-      <w:r>
-        <w:t xml:space="preserve">[6]</w:t>
       </w:r>
       <w:r>
         <w:t xml:space="preserve">.</w:t>
@@ -1080,7 +1074,7 @@
     </w:p>
     <w:bookmarkEnd w:id="24"/>
     <w:bookmarkEnd w:id="25"/>
-    <w:bookmarkStart w:id="35" w:name="estimators"/>
+    <w:bookmarkStart w:id="36" w:name="estimators"/>
     <w:p>
       <w:pPr>
         <w:pStyle w:val="Heading3"/>
@@ -2882,7 +2876,7 @@
       </w:r>
     </w:p>
     <w:bookmarkEnd w:id="32"/>
-    <w:bookmarkStart w:id="33" w:name="def-sampling-distribution"/>
+    <w:bookmarkStart w:id="34" w:name="def-sampling-distribution"/>
     <w:p>
       <w:pPr>
         <w:pStyle w:val="BodyText"/>
@@ -3086,16 +3080,24 @@
         <w:t xml:space="preserve"> </w:t>
       </w:r>
       <w:r>
-        <w:t xml:space="preserve">across all the samples we might have drawn</w:t>
-      </w:r>
-      <w:r>
-        <w:t xml:space="preserve"> </w:t>
-      </w:r>
-      <w:r>
-        <w:t xml:space="preserve">[8]</w:t>
-      </w:r>
-      <w:r>
-        <w:t xml:space="preserve">.</w:t>
+        <w:t xml:space="preserve">across all the</w:t>
+      </w:r>
+      <w:r>
+        <w:t xml:space="preserve"> </w:t>
+      </w:r>
+      <w:hyperlink r:id="rId33">
+        <w:r>
+          <w:rPr>
+            <w:rStyle w:val="Hyperlink"/>
+          </w:rPr>
+          <w:t xml:space="preserve">samples</w:t>
+        </w:r>
+      </w:hyperlink>
+      <w:r>
+        <w:t xml:space="preserve"> </w:t>
+      </w:r>
+      <w:r>
+        <w:t xml:space="preserve">we might have drawn.</w:t>
       </w:r>
     </w:p>
     <w:p>
@@ -3115,8 +3117,8 @@
         <w:t xml:space="preserve">.</w:t>
       </w:r>
     </w:p>
-    <w:bookmarkEnd w:id="33"/>
-    <w:bookmarkStart w:id="34" w:name="exm-sampling-distribution"/>
+    <w:bookmarkEnd w:id="34"/>
+    <w:bookmarkStart w:id="35" w:name="exm-sampling-distribution"/>
     <w:p>
       <w:pPr>
         <w:pStyle w:val="BodyText"/>
@@ -3648,9 +3650,9 @@
         <w:t xml:space="preserve">.</w:t>
       </w:r>
     </w:p>
-    <w:bookmarkEnd w:id="34"/>
     <w:bookmarkEnd w:id="35"/>
-    <w:bookmarkStart w:id="36" w:name="Xa5dc809b86f87b03eae203f77f161040593b6ef"/>
+    <w:bookmarkEnd w:id="36"/>
+    <w:bookmarkStart w:id="37" w:name="Xa5dc809b86f87b03eae203f77f161040593b6ef"/>
     <w:p>
       <w:pPr>
         <w:pStyle w:val="Heading3"/>
@@ -3880,9 +3882,9 @@
         <w:t xml:space="preserve">covers parameter estimation and the method of moments.</w:t>
       </w:r>
     </w:p>
-    <w:bookmarkEnd w:id="36"/>
     <w:bookmarkEnd w:id="37"/>
-    <w:bookmarkStart w:id="106" w:name="sec-est-accuracy"/>
+    <w:bookmarkEnd w:id="38"/>
+    <w:bookmarkStart w:id="107" w:name="sec-est-accuracy"/>
     <w:p>
       <w:pPr>
         <w:pStyle w:val="Heading2"/>
@@ -3891,7 +3893,7 @@
         <w:t xml:space="preserve">3 Accuracy of estimators</w:t>
       </w:r>
     </w:p>
-    <w:bookmarkStart w:id="38" w:name="accuracy"/>
+    <w:bookmarkStart w:id="39" w:name="accuracy"/>
     <w:p>
       <w:pPr>
         <w:pStyle w:val="Heading3"/>
@@ -3933,8 +3935,8 @@
         <w:t xml:space="preserve">and ease of computation is usually secondary.</w:t>
       </w:r>
     </w:p>
-    <w:bookmarkEnd w:id="38"/>
-    <w:bookmarkStart w:id="41" w:name="estimation-error"/>
+    <w:bookmarkEnd w:id="39"/>
+    <w:bookmarkStart w:id="42" w:name="estimation-error"/>
     <w:p>
       <w:pPr>
         <w:pStyle w:val="Heading3"/>
@@ -3943,7 +3945,7 @@
         <w:t xml:space="preserve">3.2 Estimation error</w:t>
       </w:r>
     </w:p>
-    <w:bookmarkStart w:id="39" w:name="def-estimation-error"/>
+    <w:bookmarkStart w:id="40" w:name="def-estimation-error"/>
     <w:p>
       <w:pPr>
         <w:pStyle w:val="FirstParagraph"/>
@@ -4109,8 +4111,8 @@
         </m:oMath>
       </m:oMathPara>
     </w:p>
-    <w:bookmarkEnd w:id="39"/>
-    <w:bookmarkStart w:id="40" w:name="exm-estimation-error"/>
+    <w:bookmarkEnd w:id="40"/>
+    <w:bookmarkStart w:id="41" w:name="exm-estimation-error"/>
     <w:p>
       <w:pPr>
         <w:pStyle w:val="FirstParagraph"/>
@@ -4396,7 +4398,7 @@
         <w:t xml:space="preserve">if we did, we would not need to estimate it.</w:t>
       </w:r>
     </w:p>
-    <w:bookmarkEnd w:id="40"/>
+    <w:bookmarkEnd w:id="41"/>
     <w:p>
       <w:pPr>
         <w:pStyle w:val="BodyText"/>
@@ -4443,8 +4445,8 @@
         <w:t xml:space="preserve">.</w:t>
       </w:r>
     </w:p>
-    <w:bookmarkEnd w:id="41"/>
-    <w:bookmarkStart w:id="43" w:name="residuals"/>
+    <w:bookmarkEnd w:id="42"/>
+    <w:bookmarkStart w:id="44" w:name="residuals"/>
     <w:p>
       <w:pPr>
         <w:pStyle w:val="Heading3"/>
@@ -4469,7 +4471,7 @@
       <w:r>
         <w:t xml:space="preserve"> </w:t>
       </w:r>
-      <w:hyperlink r:id="rId42">
+      <w:hyperlink r:id="rId43">
         <w:r>
           <w:rPr>
             <w:rStyle w:val="Hyperlink"/>
@@ -4518,8 +4520,8 @@
         <w:t xml:space="preserve">.</w:t>
       </w:r>
     </w:p>
-    <w:bookmarkEnd w:id="43"/>
-    <w:bookmarkStart w:id="50" w:name="bias"/>
+    <w:bookmarkEnd w:id="44"/>
+    <w:bookmarkStart w:id="51" w:name="bias"/>
     <w:p>
       <w:pPr>
         <w:pStyle w:val="Heading3"/>
@@ -4528,7 +4530,7 @@
         <w:t xml:space="preserve">3.4 Bias</w:t>
       </w:r>
     </w:p>
-    <w:bookmarkStart w:id="45" w:name="def-bias"/>
+    <w:bookmarkStart w:id="46" w:name="def-bias"/>
     <w:p>
       <w:pPr>
         <w:pStyle w:val="FirstParagraph"/>
@@ -4615,12 +4617,6 @@
         </w:r>
       </w:hyperlink>
       <w:r>
-        <w:t xml:space="preserve"> </w:t>
-      </w:r>
-      <w:r>
-        <w:t xml:space="preserve">[12]</w:t>
-      </w:r>
-      <w:r>
         <w:t xml:space="preserve">:</w:t>
       </w:r>
     </w:p>
@@ -4628,7 +4624,7 @@
       <w:pPr>
         <w:pStyle w:val="BodyText"/>
       </w:pPr>
-      <w:bookmarkStart w:id="44" w:name="eq-bias-def"/>
+      <w:bookmarkStart w:id="45" w:name="eq-bias-def"/>
       <m:oMathPara>
         <m:oMathParaPr>
           <m:jc m:val="center"/>
@@ -4756,7 +4752,7 @@
           </m:r>
         </m:oMath>
       </m:oMathPara>
-      <w:bookmarkEnd w:id="44"/>
+      <w:bookmarkEnd w:id="45"/>
     </w:p>
     <w:p>
       <w:pPr>
@@ -4775,8 +4771,8 @@
         <w:t xml:space="preserve">.</w:t>
       </w:r>
     </w:p>
-    <w:bookmarkEnd w:id="45"/>
-    <w:bookmarkStart w:id="46" w:name="exr-bias-exprs"/>
+    <w:bookmarkEnd w:id="46"/>
+    <w:bookmarkStart w:id="47" w:name="exr-bias-exprs"/>
     <w:p>
       <w:pPr>
         <w:pStyle w:val="BodyText"/>
@@ -4924,8 +4920,8 @@
         <w:t xml:space="preserve">.</w:t>
       </w:r>
     </w:p>
-    <w:bookmarkEnd w:id="46"/>
-    <w:bookmarkStart w:id="47" w:name="sol-bias-exprs"/>
+    <w:bookmarkEnd w:id="47"/>
+    <w:bookmarkStart w:id="48" w:name="sol-bias-exprs"/>
     <w:p>
       <w:pPr>
         <w:pStyle w:val="BodyText"/>
@@ -5302,8 +5298,8 @@
         </m:oMath>
       </m:oMathPara>
     </w:p>
-    <w:bookmarkEnd w:id="47"/>
-    <w:bookmarkStart w:id="48" w:name="thm-bias-exprs"/>
+    <w:bookmarkEnd w:id="48"/>
+    <w:bookmarkStart w:id="49" w:name="thm-bias-exprs"/>
     <w:p>
       <w:pPr>
         <w:pStyle w:val="FirstParagraph"/>
@@ -5407,7 +5403,7 @@
         </m:oMath>
       </m:oMathPara>
     </w:p>
-    <w:bookmarkEnd w:id="48"/>
+    <w:bookmarkEnd w:id="49"/>
     <w:p>
       <w:pPr>
         <w:pStyle w:val="FirstParagraph"/>
@@ -5440,7 +5436,7 @@
         <w:t xml:space="preserve">.</w:t>
       </w:r>
     </w:p>
-    <w:bookmarkStart w:id="49" w:name="exm-bias-sample-mean"/>
+    <w:bookmarkStart w:id="50" w:name="exm-bias-sample-mean"/>
     <w:p>
       <w:pPr>
         <w:pStyle w:val="BodyText"/>
@@ -6774,9 +6770,9 @@
         <w:t xml:space="preserve">uses only one.</w:t>
       </w:r>
     </w:p>
-    <w:bookmarkEnd w:id="49"/>
     <w:bookmarkEnd w:id="50"/>
-    <w:bookmarkStart w:id="74" w:name="mean-squared-error"/>
+    <w:bookmarkEnd w:id="51"/>
+    <w:bookmarkStart w:id="75" w:name="mean-squared-error"/>
     <w:p>
       <w:pPr>
         <w:pStyle w:val="Heading3"/>
@@ -6785,7 +6781,7 @@
         <w:t xml:space="preserve">3.5 Population mean squared error of an estimator</w:t>
       </w:r>
     </w:p>
-    <w:bookmarkStart w:id="51" w:name="def-mse"/>
+    <w:bookmarkStart w:id="52" w:name="def-mse"/>
     <w:p>
       <w:pPr>
         <w:pStyle w:val="FirstParagraph"/>
@@ -6973,12 +6969,6 @@
         </w:r>
       </w:hyperlink>
       <w:r>
-        <w:t xml:space="preserve"> </w:t>
-      </w:r>
-      <w:r>
-        <w:t xml:space="preserve">[13]</w:t>
-      </w:r>
-      <w:r>
         <w:t xml:space="preserve">:</w:t>
       </w:r>
     </w:p>
@@ -7138,8 +7128,8 @@
         <w:t xml:space="preserve">.</w:t>
       </w:r>
     </w:p>
-    <w:bookmarkEnd w:id="51"/>
-    <w:bookmarkStart w:id="52" w:name="exr-sq-bias-expand"/>
+    <w:bookmarkEnd w:id="52"/>
+    <w:bookmarkStart w:id="53" w:name="exr-sq-bias-expand"/>
     <w:p>
       <w:pPr>
         <w:pStyle w:val="BodyText"/>
@@ -7311,8 +7301,8 @@
         <w:t xml:space="preserve">.</w:t>
       </w:r>
     </w:p>
-    <w:bookmarkEnd w:id="52"/>
-    <w:bookmarkStart w:id="53" w:name="sol-sq-bias-expand"/>
+    <w:bookmarkEnd w:id="53"/>
+    <w:bookmarkStart w:id="54" w:name="sol-sq-bias-expand"/>
     <w:p>
       <w:pPr>
         <w:pStyle w:val="BodyText"/>
@@ -7632,8 +7622,8 @@
         </m:oMath>
       </m:oMathPara>
     </w:p>
-    <w:bookmarkEnd w:id="53"/>
-    <w:bookmarkStart w:id="54" w:name="thm-sq-bias-expand"/>
+    <w:bookmarkEnd w:id="54"/>
+    <w:bookmarkStart w:id="55" w:name="thm-sq-bias-expand"/>
     <w:p>
       <w:pPr>
         <w:pStyle w:val="FirstParagraph"/>
@@ -7901,7 +7891,7 @@
         </m:oMath>
       </m:oMathPara>
     </w:p>
-    <w:bookmarkEnd w:id="54"/>
+    <w:bookmarkEnd w:id="55"/>
     <w:p>
       <w:pPr>
         <w:pStyle w:val="FirstParagraph"/>
@@ -7948,7 +7938,7 @@
         <w:t xml:space="preserve">.</w:t>
       </w:r>
     </w:p>
-    <w:bookmarkStart w:id="55" w:name="exr-bias-sq-plus-var"/>
+    <w:bookmarkStart w:id="56" w:name="exr-bias-sq-plus-var"/>
     <w:p>
       <w:pPr>
         <w:pStyle w:val="BodyText"/>
@@ -8193,8 +8183,8 @@
         <w:t xml:space="preserve">.</w:t>
       </w:r>
     </w:p>
-    <w:bookmarkEnd w:id="55"/>
-    <w:bookmarkStart w:id="59" w:name="sol-bias-sq-plus-var"/>
+    <w:bookmarkEnd w:id="56"/>
+    <w:bookmarkStart w:id="60" w:name="sol-bias-sq-plus-var"/>
     <w:p>
       <w:pPr>
         <w:pStyle w:val="BodyText"/>
@@ -8218,7 +8208,7 @@
       <w:r>
         <w:t xml:space="preserve">(</w:t>
       </w:r>
-      <w:hyperlink r:id="rId56">
+      <w:hyperlink r:id="rId57">
         <w:r>
           <w:rPr>
             <w:rStyle w:val="Hyperlink"/>
@@ -8234,7 +8224,7 @@
       <w:pPr>
         <w:pStyle w:val="BodyText"/>
       </w:pPr>
-      <w:bookmarkStart w:id="57" w:name="eq-bias-sq-plus-var-exr"/>
+      <w:bookmarkStart w:id="58" w:name="eq-bias-sq-plus-var-exr"/>
       <m:oMathPara>
         <m:oMathParaPr>
           <m:jc m:val="center"/>
@@ -8402,7 +8392,7 @@
           </m:r>
         </m:oMath>
       </m:oMathPara>
-      <w:bookmarkEnd w:id="57"/>
+      <w:bookmarkEnd w:id="58"/>
     </w:p>
     <w:p>
       <w:pPr>
@@ -8433,7 +8423,7 @@
       <w:pPr>
         <w:pStyle w:val="BodyText"/>
       </w:pPr>
-      <w:bookmarkStart w:id="58" w:name="eq-bias-sq-plus-var-exr-2"/>
+      <w:bookmarkStart w:id="59" w:name="eq-bias-sq-plus-var-exr-2"/>
       <m:oMathPara>
         <m:oMathParaPr>
           <m:jc m:val="center"/>
@@ -9831,10 +9821,10 @@
           </m:r>
         </m:oMath>
       </m:oMathPara>
-      <w:bookmarkEnd w:id="58"/>
+      <w:bookmarkEnd w:id="59"/>
     </w:p>
-    <w:bookmarkEnd w:id="59"/>
-    <w:bookmarkStart w:id="60" w:name="thm-bias-sq-plus-var"/>
+    <w:bookmarkEnd w:id="60"/>
+    <w:bookmarkStart w:id="61" w:name="thm-bias-sq-plus-var"/>
     <w:p>
       <w:pPr>
         <w:pStyle w:val="FirstParagraph"/>
@@ -10107,7 +10097,7 @@
         </m:oMath>
       </m:oMathPara>
     </w:p>
-    <w:bookmarkEnd w:id="60"/>
+    <w:bookmarkEnd w:id="61"/>
     <w:p>
       <w:pPr>
         <w:pStyle w:val="FirstParagraph"/>
@@ -10174,7 +10164,7 @@
         <w:t xml:space="preserve">.</w:t>
       </w:r>
     </w:p>
-    <w:bookmarkStart w:id="61" w:name="exr-mse-expand"/>
+    <w:bookmarkStart w:id="62" w:name="exr-mse-expand"/>
     <w:p>
       <w:pPr>
         <w:pStyle w:val="BodyText"/>
@@ -10347,8 +10337,8 @@
         <w:t xml:space="preserve">.</w:t>
       </w:r>
     </w:p>
-    <w:bookmarkEnd w:id="61"/>
-    <w:bookmarkStart w:id="62" w:name="sol-mse-expand"/>
+    <w:bookmarkEnd w:id="62"/>
+    <w:bookmarkStart w:id="63" w:name="sol-mse-expand"/>
     <w:p>
       <w:pPr>
         <w:pStyle w:val="BodyText"/>
@@ -11152,8 +11142,8 @@
         </m:oMath>
       </m:oMathPara>
     </w:p>
-    <w:bookmarkEnd w:id="62"/>
-    <w:bookmarkStart w:id="63" w:name="thm-mse-expand"/>
+    <w:bookmarkEnd w:id="63"/>
+    <w:bookmarkStart w:id="64" w:name="thm-mse-expand"/>
     <w:p>
       <w:pPr>
         <w:pStyle w:val="FirstParagraph"/>
@@ -11380,7 +11370,7 @@
         </m:oMath>
       </m:oMathPara>
     </w:p>
-    <w:bookmarkEnd w:id="63"/>
+    <w:bookmarkEnd w:id="64"/>
     <w:p>
       <w:pPr>
         <w:pStyle w:val="FirstParagraph"/>
@@ -11427,7 +11417,7 @@
         <w:t xml:space="preserve">.</w:t>
       </w:r>
     </w:p>
-    <w:bookmarkStart w:id="65" w:name="thm-mse-bias-variance"/>
+    <w:bookmarkStart w:id="66" w:name="thm-mse-bias-variance"/>
     <w:p>
       <w:pPr>
         <w:pStyle w:val="BodyText"/>
@@ -11468,7 +11458,7 @@
       <w:pPr>
         <w:pStyle w:val="BodyText"/>
       </w:pPr>
-      <w:bookmarkStart w:id="64" w:name="eq-mse"/>
+      <w:bookmarkStart w:id="65" w:name="eq-mse"/>
       <m:oMathPara>
         <m:oMathParaPr>
           <m:jc m:val="center"/>
@@ -11627,9 +11617,9 @@
           </m:r>
         </m:oMath>
       </m:oMathPara>
-      <w:bookmarkEnd w:id="64"/>
+      <w:bookmarkEnd w:id="65"/>
     </w:p>
-    <w:bookmarkEnd w:id="65"/>
+    <w:bookmarkEnd w:id="66"/>
     <w:p>
       <w:pPr>
         <w:pStyle w:val="FirstParagraph"/>
@@ -11945,7 +11935,7 @@
         <w:t xml:space="preserve">so they are equal to each other.</w:t>
       </w:r>
     </w:p>
-    <w:bookmarkStart w:id="68" w:name="rem-mse-bias-variance-prediction"/>
+    <w:bookmarkStart w:id="69" w:name="rem-mse-bias-variance-prediction"/>
     <w:p>
       <w:pPr>
         <w:pStyle w:val="BodyText"/>
@@ -12065,7 +12055,7 @@
       <w:r>
         <w:t xml:space="preserve"> </w:t>
       </w:r>
-      <w:hyperlink r:id="rId66">
+      <w:hyperlink r:id="rId67">
         <w:r>
           <w:rPr>
             <w:rStyle w:val="Hyperlink"/>
@@ -12088,7 +12078,7 @@
       <w:r>
         <w:t xml:space="preserve"> </w:t>
       </w:r>
-      <w:hyperlink r:id="rId67">
+      <w:hyperlink r:id="rId68">
         <w:r>
           <w:rPr>
             <w:rStyle w:val="Hyperlink"/>
@@ -12109,8 +12099,8 @@
         <w:t xml:space="preserve">No choice of prediction can remove the extra term.</w:t>
       </w:r>
     </w:p>
-    <w:bookmarkEnd w:id="68"/>
-    <w:bookmarkStart w:id="70" w:name="exm-mse-sample-mean"/>
+    <w:bookmarkEnd w:id="69"/>
+    <w:bookmarkStart w:id="71" w:name="exm-mse-sample-mean"/>
     <w:p>
       <w:pPr>
         <w:pStyle w:val="FirstParagraph"/>
@@ -13522,7 +13512,7 @@
       <w:r>
         <w:t xml:space="preserve"> </w:t>
       </w:r>
-      <w:hyperlink r:id="rId69">
+      <w:hyperlink r:id="rId70">
         <w:r>
           <w:rPr>
             <w:rStyle w:val="Hyperlink"/>
@@ -13820,8 +13810,8 @@
         <w:t xml:space="preserve">’s.</w:t>
       </w:r>
     </w:p>
-    <w:bookmarkEnd w:id="70"/>
-    <w:bookmarkStart w:id="71" w:name="def-rmse"/>
+    <w:bookmarkEnd w:id="71"/>
+    <w:bookmarkStart w:id="72" w:name="def-rmse"/>
     <w:p>
       <w:pPr>
         <w:pStyle w:val="BodyText"/>
@@ -14033,8 +14023,8 @@
         <w:t xml:space="preserve">.</w:t>
       </w:r>
     </w:p>
-    <w:bookmarkEnd w:id="71"/>
-    <w:bookmarkStart w:id="72" w:name="exm-rmse-sample-mean"/>
+    <w:bookmarkEnd w:id="72"/>
+    <w:bookmarkStart w:id="73" w:name="exm-rmse-sample-mean"/>
     <w:p>
       <w:pPr>
         <w:pStyle w:val="BodyText"/>
@@ -14122,8 +14112,8 @@
         <w:t xml:space="preserve">.</w:t>
       </w:r>
     </w:p>
-    <w:bookmarkEnd w:id="72"/>
-    <w:bookmarkStart w:id="73" w:name="rem-rmse-units"/>
+    <w:bookmarkEnd w:id="73"/>
+    <w:bookmarkStart w:id="74" w:name="rem-rmse-units"/>
     <w:p>
       <w:pPr>
         <w:pStyle w:val="BodyText"/>
@@ -14142,7 +14132,7 @@
         <w:t xml:space="preserve">The pRMSE has the same units as the estimand.</w:t>
       </w:r>
     </w:p>
-    <w:bookmarkEnd w:id="73"/>
+    <w:bookmarkEnd w:id="74"/>
     <w:p>
       <w:pPr>
         <w:pStyle w:val="BodyText"/>
@@ -14157,8 +14147,8 @@
         <w:t xml:space="preserve">covers mean squared error.</w:t>
       </w:r>
     </w:p>
-    <w:bookmarkEnd w:id="74"/>
-    <w:bookmarkStart w:id="88" w:name="sec-unbiased-estimators"/>
+    <w:bookmarkEnd w:id="75"/>
+    <w:bookmarkStart w:id="89" w:name="sec-unbiased-estimators"/>
     <w:p>
       <w:pPr>
         <w:pStyle w:val="Heading3"/>
@@ -14167,7 +14157,7 @@
         <w:t xml:space="preserve">3.6 Unbiased estimators</w:t>
       </w:r>
     </w:p>
-    <w:bookmarkStart w:id="75" w:name="def-unbiased"/>
+    <w:bookmarkStart w:id="76" w:name="def-unbiased"/>
     <w:p>
       <w:pPr>
         <w:pStyle w:val="FirstParagraph"/>
@@ -14293,8 +14283,8 @@
         </m:oMath>
       </m:oMathPara>
     </w:p>
-    <w:bookmarkEnd w:id="75"/>
-    <w:bookmarkStart w:id="76" w:name="def-biased"/>
+    <w:bookmarkEnd w:id="76"/>
+    <w:bookmarkStart w:id="77" w:name="def-biased"/>
     <w:p>
       <w:pPr>
         <w:pStyle w:val="FirstParagraph"/>
@@ -14420,8 +14410,8 @@
         </m:oMath>
       </m:oMathPara>
     </w:p>
-    <w:bookmarkEnd w:id="76"/>
-    <w:bookmarkStart w:id="77" w:name="exm-unbiased-sample-mean"/>
+    <w:bookmarkEnd w:id="77"/>
+    <w:bookmarkStart w:id="78" w:name="exm-unbiased-sample-mean"/>
     <w:p>
       <w:pPr>
         <w:pStyle w:val="FirstParagraph"/>
@@ -14635,8 +14625,8 @@
         <w:t xml:space="preserve">.</w:t>
       </w:r>
     </w:p>
-    <w:bookmarkEnd w:id="77"/>
-    <w:bookmarkStart w:id="79" w:name="exm-biased-variance-mle"/>
+    <w:bookmarkEnd w:id="78"/>
+    <w:bookmarkStart w:id="80" w:name="exm-biased-variance-mle"/>
     <w:p>
       <w:pPr>
         <w:pStyle w:val="BodyText"/>
@@ -14814,7 +14804,7 @@
       <w:r>
         <w:t xml:space="preserve"> </w:t>
       </w:r>
-      <w:hyperlink r:id="rId78">
+      <w:hyperlink r:id="rId79">
         <w:r>
           <w:rPr>
             <w:rStyle w:val="Hyperlink"/>
@@ -19986,8 +19976,8 @@
         <w:t xml:space="preserve">grows.</w:t>
       </w:r>
     </w:p>
-    <w:bookmarkEnd w:id="79"/>
-    <w:bookmarkStart w:id="80" w:name="exr-unbiased-exp"/>
+    <w:bookmarkEnd w:id="80"/>
+    <w:bookmarkStart w:id="81" w:name="exr-unbiased-exp"/>
     <w:p>
       <w:pPr>
         <w:pStyle w:val="BodyText"/>
@@ -20118,8 +20108,8 @@
         <w:t xml:space="preserve">.</w:t>
       </w:r>
     </w:p>
-    <w:bookmarkEnd w:id="80"/>
-    <w:bookmarkStart w:id="81" w:name="sol-unbiased-exp"/>
+    <w:bookmarkEnd w:id="81"/>
+    <w:bookmarkStart w:id="82" w:name="sol-unbiased-exp"/>
     <w:p>
       <w:pPr>
         <w:pStyle w:val="BodyText"/>
@@ -20344,8 +20334,8 @@
         <w:t xml:space="preserve">.</w:t>
       </w:r>
     </w:p>
-    <w:bookmarkEnd w:id="81"/>
-    <w:bookmarkStart w:id="82" w:name="exr-unbiased-mse"/>
+    <w:bookmarkEnd w:id="82"/>
+    <w:bookmarkStart w:id="83" w:name="exr-unbiased-mse"/>
     <w:p>
       <w:pPr>
         <w:pStyle w:val="BodyText"/>
@@ -20439,8 +20429,8 @@
         <w:t xml:space="preserve">in terms of its variance.</w:t>
       </w:r>
     </w:p>
-    <w:bookmarkEnd w:id="82"/>
-    <w:bookmarkStart w:id="83" w:name="sol-unbiased-mse"/>
+    <w:bookmarkEnd w:id="83"/>
+    <w:bookmarkStart w:id="84" w:name="sol-unbiased-mse"/>
     <w:p>
       <w:pPr>
         <w:pStyle w:val="BodyText"/>
@@ -20779,8 +20769,8 @@
         </m:oMath>
       </m:oMathPara>
     </w:p>
-    <w:bookmarkEnd w:id="83"/>
-    <w:bookmarkStart w:id="86" w:name="thm-unbiased-props"/>
+    <w:bookmarkEnd w:id="84"/>
+    <w:bookmarkStart w:id="87" w:name="thm-unbiased-props"/>
     <w:p>
       <w:pPr>
         <w:pStyle w:val="FirstParagraph"/>
@@ -20852,7 +20842,7 @@
       <w:pPr>
         <w:pStyle w:val="BodyText"/>
       </w:pPr>
-      <w:bookmarkStart w:id="84" w:name="eq-unbiased-exp"/>
+      <w:bookmarkStart w:id="85" w:name="eq-unbiased-exp"/>
       <m:oMathPara>
         <m:oMathParaPr>
           <m:jc m:val="center"/>
@@ -20919,13 +20909,13 @@
           </m:r>
         </m:oMath>
       </m:oMathPara>
-      <w:bookmarkEnd w:id="84"/>
+      <w:bookmarkEnd w:id="85"/>
     </w:p>
     <w:p>
       <w:pPr>
         <w:pStyle w:val="FirstParagraph"/>
       </w:pPr>
-      <w:bookmarkStart w:id="85" w:name="eq-unbiased-mse"/>
+      <w:bookmarkStart w:id="86" w:name="eq-unbiased-mse"/>
       <m:oMathPara>
         <m:oMathParaPr>
           <m:jc m:val="center"/>
@@ -21021,9 +21011,9 @@
           </m:r>
         </m:oMath>
       </m:oMathPara>
-      <w:bookmarkEnd w:id="85"/>
+      <w:bookmarkEnd w:id="86"/>
     </w:p>
-    <w:bookmarkEnd w:id="86"/>
+    <w:bookmarkEnd w:id="87"/>
     <w:p>
       <w:pPr>
         <w:pStyle w:val="FirstParagraph"/>
@@ -21114,7 +21104,7 @@
       <w:r>
         <w:t xml:space="preserve"> </w:t>
       </w:r>
-      <w:hyperlink r:id="rId87">
+      <w:hyperlink r:id="rId88">
         <w:r>
           <w:rPr>
             <w:rStyle w:val="Hyperlink"/>
@@ -21141,8 +21131,8 @@
         <w:t xml:space="preserve">.</w:t>
       </w:r>
     </w:p>
-    <w:bookmarkEnd w:id="88"/>
-    <w:bookmarkStart w:id="91" w:name="mean-absolute-error"/>
+    <w:bookmarkEnd w:id="89"/>
+    <w:bookmarkStart w:id="92" w:name="mean-absolute-error"/>
     <w:p>
       <w:pPr>
         <w:pStyle w:val="Heading3"/>
@@ -21151,7 +21141,7 @@
         <w:t xml:space="preserve">3.7 Population mean absolute error</w:t>
       </w:r>
     </w:p>
-    <w:bookmarkStart w:id="89" w:name="def-mae"/>
+    <w:bookmarkStart w:id="90" w:name="def-mae"/>
     <w:p>
       <w:pPr>
         <w:pStyle w:val="FirstParagraph"/>
@@ -21378,8 +21368,8 @@
         <w:t xml:space="preserve">.</w:t>
       </w:r>
     </w:p>
-    <w:bookmarkEnd w:id="89"/>
-    <w:bookmarkStart w:id="90" w:name="exm-mae-gaussian"/>
+    <w:bookmarkEnd w:id="90"/>
+    <w:bookmarkStart w:id="91" w:name="exm-mae-gaussian"/>
     <w:p>
       <w:pPr>
         <w:pStyle w:val="BodyText"/>
@@ -23785,9 +23775,9 @@
         <w:t xml:space="preserve">).</w:t>
       </w:r>
     </w:p>
-    <w:bookmarkEnd w:id="90"/>
     <w:bookmarkEnd w:id="91"/>
-    <w:bookmarkStart w:id="105" w:name="standard-error"/>
+    <w:bookmarkEnd w:id="92"/>
+    <w:bookmarkStart w:id="106" w:name="standard-error"/>
     <w:p>
       <w:pPr>
         <w:pStyle w:val="Heading3"/>
@@ -23796,7 +23786,7 @@
         <w:t xml:space="preserve">3.8 Standard error</w:t>
       </w:r>
     </w:p>
-    <w:bookmarkStart w:id="93" w:name="def-SE"/>
+    <w:bookmarkStart w:id="94" w:name="def-SE"/>
     <w:p>
       <w:pPr>
         <w:pStyle w:val="FirstParagraph"/>
@@ -23854,7 +23844,7 @@
       <w:r>
         <w:t xml:space="preserve"> </w:t>
       </w:r>
-      <w:hyperlink r:id="rId92">
+      <w:hyperlink r:id="rId93">
         <w:r>
           <w:rPr>
             <w:rStyle w:val="Hyperlink"/>
@@ -23999,8 +23989,8 @@
         <w:t xml:space="preserve">.</w:t>
       </w:r>
     </w:p>
-    <w:bookmarkEnd w:id="93"/>
-    <w:bookmarkStart w:id="94" w:name="exm-SE-sample-mean"/>
+    <w:bookmarkEnd w:id="94"/>
+    <w:bookmarkStart w:id="95" w:name="exm-SE-sample-mean"/>
     <w:p>
       <w:pPr>
         <w:pStyle w:val="BodyText"/>
@@ -24312,8 +24302,8 @@
         <w:t xml:space="preserve">.</w:t>
       </w:r>
     </w:p>
-    <w:bookmarkEnd w:id="94"/>
-    <w:bookmarkStart w:id="95" w:name="exr-se-error-sd"/>
+    <w:bookmarkEnd w:id="95"/>
+    <w:bookmarkStart w:id="96" w:name="exr-se-error-sd"/>
     <w:p>
       <w:pPr>
         <w:pStyle w:val="BodyText"/>
@@ -24334,7 +24324,7 @@
       <w:r>
         <w:t xml:space="preserve"> </w:t>
       </w:r>
-      <w:hyperlink r:id="rId92">
+      <w:hyperlink r:id="rId93">
         <w:r>
           <w:rPr>
             <w:rStyle w:val="Hyperlink"/>
@@ -24435,8 +24425,8 @@
         <w:t xml:space="preserve">.</w:t>
       </w:r>
     </w:p>
-    <w:bookmarkEnd w:id="95"/>
-    <w:bookmarkStart w:id="96" w:name="sol-se-error-sd"/>
+    <w:bookmarkEnd w:id="96"/>
+    <w:bookmarkStart w:id="97" w:name="sol-se-error-sd"/>
     <w:p>
       <w:pPr>
         <w:pStyle w:val="BodyText"/>
@@ -24803,8 +24793,8 @@
         </m:oMath>
       </m:oMathPara>
     </w:p>
-    <w:bookmarkEnd w:id="96"/>
-    <w:bookmarkStart w:id="97" w:name="thm-se-error-sd"/>
+    <w:bookmarkEnd w:id="97"/>
+    <w:bookmarkStart w:id="98" w:name="thm-se-error-sd"/>
     <w:p>
       <w:pPr>
         <w:pStyle w:val="FirstParagraph"/>
@@ -24918,7 +24908,7 @@
         </m:oMath>
       </m:oMathPara>
     </w:p>
-    <w:bookmarkEnd w:id="97"/>
+    <w:bookmarkEnd w:id="98"/>
     <w:p>
       <w:pPr>
         <w:pStyle w:val="FirstParagraph"/>
@@ -24951,7 +24941,7 @@
         <w:t xml:space="preserve">.</w:t>
       </w:r>
     </w:p>
-    <w:bookmarkStart w:id="98" w:name="rem-standard-error-name"/>
+    <w:bookmarkStart w:id="99" w:name="rem-standard-error-name"/>
     <w:p>
       <w:pPr>
         <w:pStyle w:val="BodyText"/>
@@ -25061,8 +25051,8 @@
         <w:t xml:space="preserve">so they come up often enough to deserve their own name.</w:t>
       </w:r>
     </w:p>
-    <w:bookmarkEnd w:id="98"/>
-    <w:bookmarkStart w:id="99" w:name="exr-var-mse-bias"/>
+    <w:bookmarkEnd w:id="99"/>
+    <w:bookmarkStart w:id="100" w:name="exr-var-mse-bias"/>
     <w:p>
       <w:pPr>
         <w:pStyle w:val="BodyText"/>
@@ -25232,8 +25222,8 @@
         <w:t xml:space="preserve">.</w:t>
       </w:r>
     </w:p>
-    <w:bookmarkEnd w:id="99"/>
-    <w:bookmarkStart w:id="100" w:name="sol-var-mse-bias"/>
+    <w:bookmarkEnd w:id="100"/>
+    <w:bookmarkStart w:id="101" w:name="sol-var-mse-bias"/>
     <w:p>
       <w:pPr>
         <w:pStyle w:val="BodyText"/>
@@ -26160,8 +26150,8 @@
         </m:oMath>
       </m:oMathPara>
     </w:p>
-    <w:bookmarkEnd w:id="100"/>
-    <w:bookmarkStart w:id="101" w:name="cor-var-mse-bias"/>
+    <w:bookmarkEnd w:id="101"/>
+    <w:bookmarkStart w:id="102" w:name="cor-var-mse-bias"/>
     <w:p>
       <w:pPr>
         <w:pStyle w:val="FirstParagraph"/>
@@ -26356,7 +26346,7 @@
         </m:oMath>
       </m:oMathPara>
     </w:p>
-    <w:bookmarkEnd w:id="101"/>
+    <w:bookmarkEnd w:id="102"/>
     <w:p>
       <w:pPr>
         <w:pStyle w:val="FirstParagraph"/>
@@ -26389,7 +26379,7 @@
         <w:t xml:space="preserve">.</w:t>
       </w:r>
     </w:p>
-    <w:bookmarkStart w:id="102" w:name="exr-se-rmse-unbiased"/>
+    <w:bookmarkStart w:id="103" w:name="exr-se-rmse-unbiased"/>
     <w:p>
       <w:pPr>
         <w:pStyle w:val="BodyText"/>
@@ -26497,8 +26487,8 @@
         <w:t xml:space="preserve">.</w:t>
       </w:r>
     </w:p>
-    <w:bookmarkEnd w:id="102"/>
-    <w:bookmarkStart w:id="103" w:name="sol-se-rmse-unbiased"/>
+    <w:bookmarkEnd w:id="103"/>
+    <w:bookmarkStart w:id="104" w:name="sol-se-rmse-unbiased"/>
     <w:p>
       <w:pPr>
         <w:pStyle w:val="BodyText"/>
@@ -26761,8 +26751,8 @@
         </m:oMath>
       </m:oMathPara>
     </w:p>
-    <w:bookmarkEnd w:id="103"/>
-    <w:bookmarkStart w:id="104" w:name="cor-se-rmse-unbiased"/>
+    <w:bookmarkEnd w:id="104"/>
+    <w:bookmarkStart w:id="105" w:name="cor-se-rmse-unbiased"/>
     <w:p>
       <w:pPr>
         <w:pStyle w:val="FirstParagraph"/>
@@ -26920,7 +26910,7 @@
         </m:oMath>
       </m:oMathPara>
     </w:p>
-    <w:bookmarkEnd w:id="104"/>
+    <w:bookmarkEnd w:id="105"/>
     <w:p>
       <w:pPr>
         <w:pStyle w:val="FirstParagraph"/>
@@ -26953,9 +26943,9 @@
         <w:t xml:space="preserve">.</w:t>
       </w:r>
     </w:p>
-    <w:bookmarkEnd w:id="105"/>
     <w:bookmarkEnd w:id="106"/>
-    <w:bookmarkStart w:id="139" w:name="references"/>
+    <w:bookmarkEnd w:id="107"/>
+    <w:bookmarkStart w:id="140" w:name="references"/>
     <w:p>
       <w:pPr>
         <w:pStyle w:val="Heading2"/>
@@ -26964,8 +26954,8 @@
         <w:t xml:space="preserve">References</w:t>
       </w:r>
     </w:p>
-    <w:bookmarkStart w:id="138" w:name="refs"/>
-    <w:bookmarkStart w:id="107" w:name="ref-box_draper_1987"/>
+    <w:bookmarkStart w:id="139" w:name="refs"/>
+    <w:bookmarkStart w:id="108" w:name="ref-box_draper_1987"/>
     <w:p>
       <w:pPr>
         <w:pStyle w:val="Bibliography"/>
@@ -26996,8 +26986,8 @@
         <w:t xml:space="preserve">. in Wiley series in probability and mathematical statistics. Applied probability and statistics. New York: Wiley, 1987.</w:t>
       </w:r>
     </w:p>
-    <w:bookmarkEnd w:id="107"/>
-    <w:bookmarkStart w:id="109" w:name="ref-dunn2018generalized"/>
+    <w:bookmarkEnd w:id="108"/>
+    <w:bookmarkStart w:id="110" w:name="ref-dunn2018generalized"/>
     <w:p>
       <w:pPr>
         <w:pStyle w:val="Bibliography"/>
@@ -27044,7 +27034,7 @@
       <w:r>
         <w:t xml:space="preserve"> </w:t>
       </w:r>
-      <w:hyperlink r:id="rId108">
+      <w:hyperlink r:id="rId109">
         <w:r>
           <w:rPr>
             <w:rStyle w:val="Hyperlink"/>
@@ -27056,8 +27046,8 @@
         <w:t xml:space="preserve">.</w:t>
       </w:r>
     </w:p>
-    <w:bookmarkEnd w:id="109"/>
-    <w:bookmarkStart w:id="111" w:name="ref-van2018flexible"/>
+    <w:bookmarkEnd w:id="110"/>
+    <w:bookmarkStart w:id="112" w:name="ref-van2018flexible"/>
     <w:p>
       <w:pPr>
         <w:pStyle w:val="Bibliography"/>
@@ -27090,7 +27080,7 @@
       <w:r>
         <w:t xml:space="preserve"> </w:t>
       </w:r>
-      <w:hyperlink r:id="rId110">
+      <w:hyperlink r:id="rId111">
         <w:r>
           <w:rPr>
             <w:rStyle w:val="Hyperlink"/>
@@ -27099,8 +27089,8 @@
         </w:r>
       </w:hyperlink>
     </w:p>
-    <w:bookmarkEnd w:id="111"/>
-    <w:bookmarkStart w:id="113" w:name="ref-pohl2021estimands"/>
+    <w:bookmarkEnd w:id="112"/>
+    <w:bookmarkStart w:id="114" w:name="ref-pohl2021estimands"/>
     <w:p>
       <w:pPr>
         <w:pStyle w:val="Bibliography"/>
@@ -27166,7 +27156,7 @@
       <w:r>
         <w:t xml:space="preserve"> </w:t>
       </w:r>
-      <w:hyperlink r:id="rId112">
+      <w:hyperlink r:id="rId113">
         <w:r>
           <w:rPr>
             <w:rStyle w:val="Hyperlink"/>
@@ -27178,8 +27168,8 @@
         <w:t xml:space="preserve">.</w:t>
       </w:r>
     </w:p>
-    <w:bookmarkEnd w:id="113"/>
-    <w:bookmarkStart w:id="115" w:name="ref-lawrance2020estimand"/>
+    <w:bookmarkEnd w:id="114"/>
+    <w:bookmarkStart w:id="116" w:name="ref-lawrance2020estimand"/>
     <w:p>
       <w:pPr>
         <w:pStyle w:val="Bibliography"/>
@@ -27231,7 +27221,7 @@
       <w:r>
         <w:t xml:space="preserve"> </w:t>
       </w:r>
-      <w:hyperlink r:id="rId114">
+      <w:hyperlink r:id="rId115">
         <w:r>
           <w:rPr>
             <w:rStyle w:val="Hyperlink"/>
@@ -27243,8 +27233,8 @@
         <w:t xml:space="preserve">.</w:t>
       </w:r>
     </w:p>
-    <w:bookmarkEnd w:id="115"/>
-    <w:bookmarkStart w:id="117" w:name="ref-wikipedia_estimand"/>
+    <w:bookmarkEnd w:id="116"/>
+    <w:bookmarkStart w:id="118" w:name="ref-wikipedia_estimand"/>
     <w:p>
       <w:pPr>
         <w:pStyle w:val="Bibliography"/>
@@ -27291,7 +27281,7 @@
       <w:r>
         <w:t xml:space="preserve"> </w:t>
       </w:r>
-      <w:hyperlink r:id="rId116">
+      <w:hyperlink r:id="rId117">
         <w:r>
           <w:rPr>
             <w:rStyle w:val="Hyperlink"/>
@@ -27300,8 +27290,8 @@
         </w:r>
       </w:hyperlink>
     </w:p>
-    <w:bookmarkEnd w:id="117"/>
-    <w:bookmarkStart w:id="119" w:name="ref-wikipedia_estimator"/>
+    <w:bookmarkEnd w:id="118"/>
+    <w:bookmarkStart w:id="120" w:name="ref-wikipedia_estimator"/>
     <w:p>
       <w:pPr>
         <w:pStyle w:val="Bibliography"/>
@@ -27348,7 +27338,7 @@
       <w:r>
         <w:t xml:space="preserve"> </w:t>
       </w:r>
-      <w:hyperlink r:id="rId118">
+      <w:hyperlink r:id="rId119">
         <w:r>
           <w:rPr>
             <w:rStyle w:val="Hyperlink"/>
@@ -27357,8 +27347,8 @@
         </w:r>
       </w:hyperlink>
     </w:p>
-    <w:bookmarkEnd w:id="119"/>
-    <w:bookmarkStart w:id="121" w:name="ref-wikipedia_sampling_distribution"/>
+    <w:bookmarkEnd w:id="120"/>
+    <w:bookmarkStart w:id="122" w:name="ref-wikipedia_sampling_distribution"/>
     <w:p>
       <w:pPr>
         <w:pStyle w:val="Bibliography"/>
@@ -27405,7 +27395,7 @@
       <w:r>
         <w:t xml:space="preserve"> </w:t>
       </w:r>
-      <w:hyperlink r:id="rId120">
+      <w:hyperlink r:id="rId121">
         <w:r>
           <w:rPr>
             <w:rStyle w:val="Hyperlink"/>
@@ -27414,8 +27404,8 @@
         </w:r>
       </w:hyperlink>
     </w:p>
-    <w:bookmarkEnd w:id="121"/>
-    <w:bookmarkStart w:id="122" w:name="ref-hoggtanis2015"/>
+    <w:bookmarkEnd w:id="122"/>
+    <w:bookmarkStart w:id="123" w:name="ref-hoggtanis2015"/>
     <w:p>
       <w:pPr>
         <w:pStyle w:val="Bibliography"/>
@@ -27446,8 +27436,8 @@
         <w:t xml:space="preserve">, Tenth edition. Boston: Pearson, 2019.</w:t>
       </w:r>
     </w:p>
-    <w:bookmarkEnd w:id="122"/>
-    <w:bookmarkStart w:id="124" w:name="ref-CaseBerg01"/>
+    <w:bookmarkEnd w:id="123"/>
+    <w:bookmarkStart w:id="125" w:name="ref-CaseBerg01"/>
     <w:p>
       <w:pPr>
         <w:pStyle w:val="Bibliography"/>
@@ -27480,7 +27470,7 @@
       <w:r>
         <w:t xml:space="preserve"> </w:t>
       </w:r>
-      <w:hyperlink r:id="rId123">
+      <w:hyperlink r:id="rId124">
         <w:r>
           <w:rPr>
             <w:rStyle w:val="Hyperlink"/>
@@ -27489,8 +27479,8 @@
         </w:r>
       </w:hyperlink>
     </w:p>
-    <w:bookmarkEnd w:id="124"/>
-    <w:bookmarkStart w:id="125" w:name="ref-rice2007mathematical"/>
+    <w:bookmarkEnd w:id="125"/>
+    <w:bookmarkStart w:id="126" w:name="ref-rice2007mathematical"/>
     <w:p>
       <w:pPr>
         <w:pStyle w:val="Bibliography"/>
@@ -27521,8 +27511,8 @@
         <w:t xml:space="preserve">, 3rd ed. Belmont, CA: Cengage Learning, 2007.</w:t>
       </w:r>
     </w:p>
-    <w:bookmarkEnd w:id="125"/>
-    <w:bookmarkStart w:id="127" w:name="ref-wikipedia_bias_of_an_estimator"/>
+    <w:bookmarkEnd w:id="126"/>
+    <w:bookmarkStart w:id="128" w:name="ref-wikipedia_bias_of_an_estimator"/>
     <w:p>
       <w:pPr>
         <w:pStyle w:val="Bibliography"/>
@@ -27569,7 +27559,7 @@
       <w:r>
         <w:t xml:space="preserve"> </w:t>
       </w:r>
-      <w:hyperlink r:id="rId126">
+      <w:hyperlink r:id="rId127">
         <w:r>
           <w:rPr>
             <w:rStyle w:val="Hyperlink"/>
@@ -27578,8 +27568,8 @@
         </w:r>
       </w:hyperlink>
     </w:p>
-    <w:bookmarkEnd w:id="127"/>
-    <w:bookmarkStart w:id="129" w:name="ref-wikipedia_mean_squared_error"/>
+    <w:bookmarkEnd w:id="128"/>
+    <w:bookmarkStart w:id="130" w:name="ref-wikipedia_mean_squared_error"/>
     <w:p>
       <w:pPr>
         <w:pStyle w:val="Bibliography"/>
@@ -27626,7 +27616,7 @@
       <w:r>
         <w:t xml:space="preserve"> </w:t>
       </w:r>
-      <w:hyperlink r:id="rId128">
+      <w:hyperlink r:id="rId129">
         <w:r>
           <w:rPr>
             <w:rStyle w:val="Hyperlink"/>
@@ -27635,8 +27625,8 @@
         </w:r>
       </w:hyperlink>
     </w:p>
-    <w:bookmarkEnd w:id="129"/>
-    <w:bookmarkStart w:id="131" w:name="ref-wikipedia_root_mean_square_deviation"/>
+    <w:bookmarkEnd w:id="130"/>
+    <w:bookmarkStart w:id="132" w:name="ref-wikipedia_root_mean_square_deviation"/>
     <w:p>
       <w:pPr>
         <w:pStyle w:val="Bibliography"/>
@@ -27683,7 +27673,7 @@
       <w:r>
         <w:t xml:space="preserve"> </w:t>
       </w:r>
-      <w:hyperlink r:id="rId130">
+      <w:hyperlink r:id="rId131">
         <w:r>
           <w:rPr>
             <w:rStyle w:val="Hyperlink"/>
@@ -27692,8 +27682,8 @@
         </w:r>
       </w:hyperlink>
     </w:p>
-    <w:bookmarkEnd w:id="131"/>
-    <w:bookmarkStart w:id="133" w:name="ref-fiveminuteai_probstat"/>
+    <w:bookmarkEnd w:id="132"/>
+    <w:bookmarkStart w:id="134" w:name="ref-fiveminuteai_probstat"/>
     <w:p>
       <w:pPr>
         <w:pStyle w:val="Bibliography"/>
@@ -27725,7 +27715,7 @@
       <w:r>
         <w:t xml:space="preserve"> </w:t>
       </w:r>
-      <w:hyperlink r:id="rId132">
+      <w:hyperlink r:id="rId133">
         <w:r>
           <w:rPr>
             <w:rStyle w:val="Hyperlink"/>
@@ -27734,8 +27724,8 @@
         </w:r>
       </w:hyperlink>
     </w:p>
-    <w:bookmarkEnd w:id="133"/>
-    <w:bookmarkStart w:id="135" w:name="ref-wikipedia_mean_absolute_error"/>
+    <w:bookmarkEnd w:id="134"/>
+    <w:bookmarkStart w:id="136" w:name="ref-wikipedia_mean_absolute_error"/>
     <w:p>
       <w:pPr>
         <w:pStyle w:val="Bibliography"/>
@@ -27782,7 +27772,7 @@
       <w:r>
         <w:t xml:space="preserve"> </w:t>
       </w:r>
-      <w:hyperlink r:id="rId134">
+      <w:hyperlink r:id="rId135">
         <w:r>
           <w:rPr>
             <w:rStyle w:val="Hyperlink"/>
@@ -27791,8 +27781,8 @@
         </w:r>
       </w:hyperlink>
     </w:p>
-    <w:bookmarkEnd w:id="135"/>
-    <w:bookmarkStart w:id="137" w:name="ref-wikipedia_standard_error"/>
+    <w:bookmarkEnd w:id="136"/>
+    <w:bookmarkStart w:id="138" w:name="ref-wikipedia_standard_error"/>
     <w:p>
       <w:pPr>
         <w:pStyle w:val="Bibliography"/>
@@ -27839,7 +27829,7 @@
       <w:r>
         <w:t xml:space="preserve"> </w:t>
       </w:r>
-      <w:hyperlink r:id="rId136">
+      <w:hyperlink r:id="rId137">
         <w:r>
           <w:rPr>
             <w:rStyle w:val="Hyperlink"/>
@@ -27848,9 +27838,9 @@
         </w:r>
       </w:hyperlink>
     </w:p>
-    <w:bookmarkEnd w:id="137"/>
     <w:bookmarkEnd w:id="138"/>
     <w:bookmarkEnd w:id="139"/>
+    <w:bookmarkEnd w:id="140"/>
     <w:sectPr>
       <w:footnotePr>
         <w:numRestart w:val="eachSect"/>

--- a/pr-preview/pr-348/estimation-handout.docx
+++ b/pr-preview/pr-348/estimation-handout.docx
@@ -15,7 +15,7 @@
         <w:pStyle w:val="Date"/>
       </w:pPr>
       <w:r>
-        <w:t xml:space="preserve">Last modified: 2026-10-19 01:01:02 (PDT)</w:t>
+        <w:t xml:space="preserve">Last modified: 2026-10-19 01:23:15 (PDT)</w:t>
       </w:r>
     </w:p>
     <w:bookmarkStart w:id="14" w:name="scientific-models"/>
